--- a/01.Comunicacao/CARTA APRESENTAÇAO.docx
+++ b/01.Comunicacao/CARTA APRESENTAÇAO.docx
@@ -3,106 +3,304 @@
 <w:document xmlns:wpc="http://schemas.microsoft.com/office/word/2010/wordprocessingCanvas" xmlns:cx="http://schemas.microsoft.com/office/drawing/2014/chartex" xmlns:cx1="http://schemas.microsoft.com/office/drawing/2015/9/8/chartex" xmlns:cx2="http://schemas.microsoft.com/office/drawing/2015/10/21/chartex" xmlns:cx3="http://schemas.microsoft.com/office/drawing/2016/5/9/chartex" xmlns:cx4="http://schemas.microsoft.com/office/drawing/2016/5/10/chartex" xmlns:cx5="http://schemas.microsoft.com/office/drawing/2016/5/11/chartex" xmlns:cx6="http://schemas.microsoft.com/office/drawing/2016/5/12/chartex" xmlns:cx7="http://schemas.microsoft.com/office/drawing/2016/5/13/chartex" xmlns:cx8="http://schemas.microsoft.com/office/drawing/2016/5/14/chartex" xmlns:mc="http://schemas.openxmlformats.org/markup-compatibility/2006" xmlns:aink="http://schemas.microsoft.com/office/drawing/2016/ink" xmlns:am3d="http://schemas.microsoft.com/office/drawing/2017/model3d" xmlns:o="urn:schemas-microsoft-com:office:office" xmlns:oel="http://schemas.microsoft.com/office/2019/extlst" xmlns:r="http://schemas.openxmlformats.org/officeDocument/2006/relationships" xmlns:m="http://schemas.openxmlformats.org/officeDocument/2006/math" xmlns:v="urn:schemas-microsoft-com:vml" xmlns:wp14="http://schemas.microsoft.com/office/word/2010/wordprocessingDrawing" xmlns:wp="http://schemas.openxmlformats.org/drawingml/2006/wordprocessingDrawing" xmlns:w10="urn:schemas-microsoft-com:office:word" xmlns:w="http://schemas.openxmlformats.org/wordprocessingml/2006/main" xmlns:w14="http://schemas.microsoft.com/office/word/2010/wordml" xmlns:w15="http://schemas.microsoft.com/office/word/2012/wordml" xmlns:w16cex="http://schemas.microsoft.com/office/word/2018/wordml/cex" xmlns:w16cid="http://schemas.microsoft.com/office/word/2016/wordml/cid" xmlns:w16="http://schemas.microsoft.com/office/word/2018/wordml" xmlns:w16du="http://schemas.microsoft.com/office/word/2023/wordml/word16du" xmlns:w16sdtdh="http://schemas.microsoft.com/office/word/2020/wordml/sdtdatahash" xmlns:w16sdtfl="http://schemas.microsoft.com/office/word/2024/wordml/sdtformatlock" xmlns:w16se="http://schemas.microsoft.com/office/word/2015/wordml/symex" xmlns:wpg="http://schemas.microsoft.com/office/word/2010/wordprocessingGroup" xmlns:wpi="http://schemas.microsoft.com/office/word/2010/wordprocessingInk" xmlns:wne="http://schemas.microsoft.com/office/word/2006/wordml" xmlns:wps="http://schemas.microsoft.com/office/word/2010/wordprocessingShape" mc:Ignorable="w14 w15 w16se w16cid w16 w16cex w16sdtdh w16sdtfl w16du wp14">
   <w:body>
     <w:p>
-      <w:r>
-        <w:rPr>
+      <w:pPr>
+        <w:jc w:val="center"/>
+        <w:rPr>
+          <w:rFonts w:ascii="Times New Roman" w:hAnsi="Times New Roman" w:cs="Times New Roman"/>
           <w:b/>
           <w:bCs/>
         </w:rPr>
-        <w:t>Exmos. Senhores,</w:t>
+      </w:pPr>
+      <w:r>
+        <w:rPr>
+          <w:rFonts w:ascii="Times New Roman" w:hAnsi="Times New Roman" w:cs="Times New Roman"/>
+          <w:b/>
+          <w:bCs/>
+        </w:rPr>
+        <w:t>Carta de Apresentação</w:t>
       </w:r>
     </w:p>
     <w:p>
-      <w:r>
-        <w:t>O meu nome é [Teu Nome] e encontro-me a frequentar o curso de Software Developer no CESAE Digital. Gostaria de manifestar o meu interesse e entusiasmo pela oportunidade de realizar um estágio na vossa empresa, onde poderei aplicar e consolidar os conhecimentos adquiridos num ambiente profissional.</w:t>
-      </w:r>
+      <w:pPr>
+        <w:jc w:val="both"/>
+        <w:rPr>
+          <w:rFonts w:ascii="Times New Roman" w:hAnsi="Times New Roman" w:cs="Times New Roman"/>
+          <w:b/>
+          <w:bCs/>
+        </w:rPr>
+      </w:pPr>
     </w:p>
     <w:p>
-      <w:r>
-        <w:t>Sou licenciado em História com menor em Arqueologia e, ao longo do meu percurso profissional, exerci funções como Técnico de Arqueologia durante três anos. Esta experiência permitiu-me desenvolver competências essenciais, como pensamento analítico, resolução de problemas e trabalho em equipa, qualidades que considero fundamentais tanto na minha área de formação inicial como no desenvolvimento de software.</w:t>
-      </w:r>
+      <w:pPr>
+        <w:jc w:val="both"/>
+        <w:rPr>
+          <w:rFonts w:ascii="Times New Roman" w:hAnsi="Times New Roman" w:cs="Times New Roman"/>
+          <w:b/>
+          <w:bCs/>
+        </w:rPr>
+      </w:pPr>
     </w:p>
     <w:p>
-      <w:r>
-        <w:t xml:space="preserve">O meu interesse pela tecnologia e pela criação de soluções inovadoras levou-me a redirecionar a minha carreira para a área do desenvolvimento de software. Neste percurso, tenho adquirido conhecimentos técnicos em linguagens e </w:t>
-      </w:r>
-      <w:proofErr w:type="spellStart"/>
-      <w:r>
-        <w:t>frameworks</w:t>
-      </w:r>
-      <w:proofErr w:type="spellEnd"/>
-      <w:r>
-        <w:t xml:space="preserve"> como Java, JavaScript, SQL, PHP (</w:t>
-      </w:r>
-      <w:proofErr w:type="spellStart"/>
-      <w:r>
-        <w:t>Laravel</w:t>
-      </w:r>
-      <w:proofErr w:type="spellEnd"/>
-      <w:r>
-        <w:t xml:space="preserve">), </w:t>
-      </w:r>
-      <w:proofErr w:type="spellStart"/>
-      <w:r>
-        <w:t>React</w:t>
-      </w:r>
-      <w:proofErr w:type="spellEnd"/>
-      <w:r>
-        <w:t xml:space="preserve">, </w:t>
-      </w:r>
-      <w:proofErr w:type="spellStart"/>
-      <w:r>
-        <w:t>Kotlin</w:t>
-      </w:r>
-      <w:proofErr w:type="spellEnd"/>
-      <w:r>
-        <w:t xml:space="preserve"> (Android), </w:t>
-      </w:r>
-      <w:proofErr w:type="spellStart"/>
-      <w:r>
-        <w:t>Swift</w:t>
-      </w:r>
-      <w:proofErr w:type="spellEnd"/>
-      <w:r>
-        <w:t xml:space="preserve"> (iOS) e HTML. Embora esteja numa fase inicial desta jornada, acredito que a combinação das minhas soft </w:t>
-      </w:r>
-      <w:proofErr w:type="spellStart"/>
-      <w:r>
-        <w:t>skills</w:t>
-      </w:r>
-      <w:proofErr w:type="spellEnd"/>
-      <w:r>
-        <w:t xml:space="preserve"> com o conhecimento técnico em evolução me permitirá contribuir de forma positiva num ambiente ágil e inovador, como o da vossa empresa.</w:t>
+      <w:pPr>
+        <w:jc w:val="both"/>
+        <w:rPr>
+          <w:rFonts w:ascii="Times New Roman" w:hAnsi="Times New Roman" w:cs="Times New Roman"/>
+        </w:rPr>
+      </w:pPr>
+      <w:r>
+        <w:rPr>
+          <w:rFonts w:ascii="Times New Roman" w:hAnsi="Times New Roman" w:cs="Times New Roman"/>
+        </w:rPr>
+        <w:t>Exmos. Senhores,</w:t>
       </w:r>
     </w:p>
     <w:p>
-      <w:r>
-        <w:t>Tenho plena consciência de que o setor de IT é dinâmico e altamente competitivo, exigindo constante aprendizagem, capacidade de adaptação e espírito colaborativo. Estou comprometido em crescer profissionalmente e acredito que a vossa empresa poderá proporcionar o contexto ideal para essa evolução, permitindo-me aprender com profissionais experientes e contribuir com dedicação e criatividade.</w:t>
+      <w:pPr>
+        <w:jc w:val="both"/>
+        <w:rPr>
+          <w:rFonts w:ascii="Times New Roman" w:hAnsi="Times New Roman" w:cs="Times New Roman"/>
+        </w:rPr>
+      </w:pPr>
+      <w:r>
+        <w:rPr>
+          <w:rFonts w:ascii="Times New Roman" w:hAnsi="Times New Roman" w:cs="Times New Roman"/>
+        </w:rPr>
+        <w:t>O meu nome é Tiago Terra, estou atualmente a frequentar o curso de Software Developer no CESAE Digital e gostaria de manifestar o meu interesse em realizar um estágio na vossa empresa, de forma a aplicar os conhecimentos adquiridos ao longo da minha formação num contexto profissional.</w:t>
       </w:r>
     </w:p>
     <w:p>
-      <w:r>
-        <w:t>Agradeço, desde já, a vossa atenção e disponibilidade, ficando ao dispor para uma conversa, caso considerem a minha candidatura alinhada com as necessidades da vossa empresa.</w:t>
+      <w:pPr>
+        <w:jc w:val="both"/>
+        <w:rPr>
+          <w:rFonts w:ascii="Times New Roman" w:hAnsi="Times New Roman" w:cs="Times New Roman"/>
+        </w:rPr>
+      </w:pPr>
+      <w:r>
+        <w:rPr>
+          <w:rFonts w:ascii="Times New Roman" w:hAnsi="Times New Roman" w:cs="Times New Roman"/>
+        </w:rPr>
+        <w:t>Sou licenciado</w:t>
+      </w:r>
+      <w:r>
+        <w:rPr>
+          <w:rFonts w:ascii="Times New Roman" w:hAnsi="Times New Roman" w:cs="Times New Roman"/>
+        </w:rPr>
+        <w:t xml:space="preserve"> em História com menor em Arqueologia (Universidade de Coimbra)</w:t>
+      </w:r>
+      <w:r>
+        <w:rPr>
+          <w:rFonts w:ascii="Times New Roman" w:hAnsi="Times New Roman" w:cs="Times New Roman"/>
+        </w:rPr>
+        <w:t xml:space="preserve"> e exerci funções como Técnico de Arqueologia durante um período de 3 anos (2020-2023). Durante </w:t>
+      </w:r>
+      <w:r>
+        <w:rPr>
+          <w:rFonts w:ascii="Times New Roman" w:hAnsi="Times New Roman" w:cs="Times New Roman"/>
+        </w:rPr>
+        <w:t xml:space="preserve">o meu </w:t>
+      </w:r>
+      <w:r>
+        <w:rPr>
+          <w:rFonts w:ascii="Times New Roman" w:hAnsi="Times New Roman" w:cs="Times New Roman"/>
+        </w:rPr>
+        <w:t>percurso profissional</w:t>
+      </w:r>
+      <w:r>
+        <w:rPr>
+          <w:rFonts w:ascii="Times New Roman" w:hAnsi="Times New Roman" w:cs="Times New Roman"/>
+        </w:rPr>
+        <w:t>,</w:t>
+      </w:r>
+      <w:r>
+        <w:rPr>
+          <w:rFonts w:ascii="Times New Roman" w:hAnsi="Times New Roman" w:cs="Times New Roman"/>
+        </w:rPr>
+        <w:t xml:space="preserve"> </w:t>
+      </w:r>
+      <w:r>
+        <w:rPr>
+          <w:rFonts w:ascii="Times New Roman" w:hAnsi="Times New Roman" w:cs="Times New Roman"/>
+        </w:rPr>
+        <w:t>t</w:t>
+      </w:r>
+      <w:r>
+        <w:rPr>
+          <w:rFonts w:ascii="Times New Roman" w:hAnsi="Times New Roman" w:cs="Times New Roman"/>
+        </w:rPr>
+        <w:t xml:space="preserve">ive a oportunidade de trabalhar em equipas multidisciplinares, desenvolvendo competências de análise crítica e resolução de problemas. </w:t>
       </w:r>
     </w:p>
     <w:p>
-      <w:r>
-        <w:rPr>
-          <w:b/>
-          <w:bCs/>
-        </w:rPr>
-        <w:t>Com os melhores cumprimentos,</w:t>
+      <w:pPr>
+        <w:jc w:val="both"/>
+        <w:rPr>
+          <w:rFonts w:ascii="Times New Roman" w:hAnsi="Times New Roman" w:cs="Times New Roman"/>
+        </w:rPr>
+      </w:pPr>
+      <w:r>
+        <w:rPr>
+          <w:rFonts w:ascii="Times New Roman" w:hAnsi="Times New Roman" w:cs="Times New Roman"/>
+        </w:rPr>
+        <w:t>O meu interesse pela tecnologia</w:t>
+      </w:r>
+      <w:r>
+        <w:rPr>
+          <w:rFonts w:ascii="Times New Roman" w:hAnsi="Times New Roman" w:cs="Times New Roman"/>
+        </w:rPr>
+        <w:t xml:space="preserve">, pela curiosidade </w:t>
+      </w:r>
+      <w:r>
+        <w:rPr>
+          <w:rFonts w:ascii="Times New Roman" w:hAnsi="Times New Roman" w:cs="Times New Roman"/>
+        </w:rPr>
+        <w:t>em compreender</w:t>
+      </w:r>
+      <w:r>
+        <w:rPr>
+          <w:rFonts w:ascii="Times New Roman" w:hAnsi="Times New Roman" w:cs="Times New Roman"/>
+        </w:rPr>
+        <w:t xml:space="preserve"> como tudo é feito nos bastidores e a sua evolução, um pouco como acontecia na minha anterior formação, bem como a vontade de aprender </w:t>
+      </w:r>
+      <w:r>
+        <w:rPr>
+          <w:rFonts w:ascii="Times New Roman" w:hAnsi="Times New Roman" w:cs="Times New Roman"/>
+        </w:rPr>
+        <w:t xml:space="preserve">levou-me a redirecionar a minha carreira para a área do desenvolvimento de software. </w:t>
+      </w:r>
+      <w:r>
+        <w:rPr>
+          <w:rFonts w:ascii="Times New Roman" w:hAnsi="Times New Roman" w:cs="Times New Roman"/>
+        </w:rPr>
+        <w:t>Ao longo destes meses</w:t>
+      </w:r>
+      <w:r>
+        <w:rPr>
+          <w:rFonts w:ascii="Times New Roman" w:hAnsi="Times New Roman" w:cs="Times New Roman"/>
+        </w:rPr>
+        <w:t xml:space="preserve">, </w:t>
+      </w:r>
+      <w:r>
+        <w:rPr>
+          <w:rFonts w:ascii="Times New Roman" w:hAnsi="Times New Roman" w:cs="Times New Roman"/>
+        </w:rPr>
+        <w:t>adquiri competências</w:t>
+      </w:r>
+      <w:r>
+        <w:rPr>
+          <w:rFonts w:ascii="Times New Roman" w:hAnsi="Times New Roman" w:cs="Times New Roman"/>
+        </w:rPr>
+        <w:t xml:space="preserve"> técnic</w:t>
+      </w:r>
+      <w:r>
+        <w:rPr>
+          <w:rFonts w:ascii="Times New Roman" w:hAnsi="Times New Roman" w:cs="Times New Roman"/>
+        </w:rPr>
+        <w:t>a</w:t>
+      </w:r>
+      <w:r>
+        <w:rPr>
+          <w:rFonts w:ascii="Times New Roman" w:hAnsi="Times New Roman" w:cs="Times New Roman"/>
+        </w:rPr>
+        <w:t>s em linguagens</w:t>
+      </w:r>
+      <w:r>
+        <w:rPr>
+          <w:rFonts w:ascii="Times New Roman" w:hAnsi="Times New Roman" w:cs="Times New Roman"/>
+        </w:rPr>
+        <w:t xml:space="preserve"> de programação</w:t>
+      </w:r>
+      <w:r>
+        <w:rPr>
+          <w:rFonts w:ascii="Times New Roman" w:hAnsi="Times New Roman" w:cs="Times New Roman"/>
+        </w:rPr>
+        <w:t xml:space="preserve"> e frameworks como Java, JavaScript, SQL, PHP (Laravel), React, Kotlin (Android), Swift (iOS) e HTML. </w:t>
       </w:r>
     </w:p>
     <w:p>
-      <w:r>
-        <w:rPr>
-          <w:b/>
-          <w:bCs/>
-        </w:rPr>
-        <w:t>[Teu Nome]</w:t>
+      <w:pPr>
+        <w:jc w:val="both"/>
+        <w:rPr>
+          <w:rFonts w:ascii="Times New Roman" w:hAnsi="Times New Roman" w:cs="Times New Roman"/>
+        </w:rPr>
+      </w:pPr>
+      <w:r>
+        <w:rPr>
+          <w:rFonts w:ascii="Times New Roman" w:hAnsi="Times New Roman" w:cs="Times New Roman"/>
+        </w:rPr>
+        <w:t xml:space="preserve">Reconheço que esta área e o respetivo setor exige aprendizagem contínua e grande capacidade de adaptação a novas ferramentas e metodologias. Estou totalmente focado em desenvolver ainda mais as minhas habilidades profissionais e vejo </w:t>
+      </w:r>
+      <w:r>
+        <w:rPr>
+          <w:rFonts w:ascii="Times New Roman" w:hAnsi="Times New Roman" w:cs="Times New Roman"/>
+        </w:rPr>
+        <w:t>n</w:t>
+      </w:r>
+      <w:r>
+        <w:rPr>
+          <w:rFonts w:ascii="Times New Roman" w:hAnsi="Times New Roman" w:cs="Times New Roman"/>
+        </w:rPr>
+        <w:t xml:space="preserve">a vossa empresa uma </w:t>
+      </w:r>
+      <w:r>
+        <w:rPr>
+          <w:rFonts w:ascii="Times New Roman" w:hAnsi="Times New Roman" w:cs="Times New Roman"/>
+        </w:rPr>
+        <w:t xml:space="preserve">excelente </w:t>
+      </w:r>
+      <w:r>
+        <w:rPr>
+          <w:rFonts w:ascii="Times New Roman" w:hAnsi="Times New Roman" w:cs="Times New Roman"/>
+        </w:rPr>
+        <w:t xml:space="preserve">oportunidade para crescer, colaborando com profissionais experientes com dedicação e determinação. </w:t>
       </w:r>
     </w:p>
-    <w:p/>
+    <w:p>
+      <w:pPr>
+        <w:jc w:val="both"/>
+        <w:rPr>
+          <w:rFonts w:ascii="Times New Roman" w:hAnsi="Times New Roman" w:cs="Times New Roman"/>
+        </w:rPr>
+      </w:pPr>
+      <w:r>
+        <w:rPr>
+          <w:rFonts w:ascii="Times New Roman" w:hAnsi="Times New Roman" w:cs="Times New Roman"/>
+        </w:rPr>
+        <w:t>Agradeço antecipadamente a consideração da minha candidatura e manifesto total disponibilidade para uma entrevista onde poderei detalhar o meu perfil e motivações.</w:t>
+      </w:r>
+    </w:p>
+    <w:p>
+      <w:pPr>
+        <w:jc w:val="both"/>
+        <w:rPr>
+          <w:rFonts w:ascii="Times New Roman" w:hAnsi="Times New Roman" w:cs="Times New Roman"/>
+        </w:rPr>
+      </w:pPr>
+    </w:p>
+    <w:p>
+      <w:pPr>
+        <w:jc w:val="both"/>
+        <w:rPr>
+          <w:rFonts w:ascii="Times New Roman" w:hAnsi="Times New Roman" w:cs="Times New Roman"/>
+        </w:rPr>
+      </w:pPr>
+      <w:r>
+        <w:rPr>
+          <w:rFonts w:ascii="Times New Roman" w:hAnsi="Times New Roman" w:cs="Times New Roman"/>
+        </w:rPr>
+        <w:t>Com os melhores cumprimentos,</w:t>
+      </w:r>
+    </w:p>
+    <w:p>
+      <w:pPr>
+        <w:jc w:val="both"/>
+      </w:pPr>
+      <w:r>
+        <w:rPr>
+          <w:rFonts w:ascii="Times New Roman" w:hAnsi="Times New Roman" w:cs="Times New Roman"/>
+        </w:rPr>
+        <w:t>Tiago Cóias Terra</w:t>
+      </w:r>
+    </w:p>
     <w:sectPr>
       <w:pgSz w:w="11906" w:h="16838"/>
       <w:pgMar w:top="1417" w:right="1701" w:bottom="1417" w:left="1701" w:header="708" w:footer="708" w:gutter="0"/>
@@ -716,6 +914,7 @@
   <w:style w:type="character" w:default="1" w:styleId="Tipodeletrapredefinidodopargrafo">
     <w:name w:val="Default Paragraph Font"/>
     <w:uiPriority w:val="1"/>
+    <w:semiHidden/>
     <w:unhideWhenUsed/>
   </w:style>
   <w:style w:type="table" w:default="1" w:styleId="Tabelanormal">

--- a/01.Comunicacao/CARTA APRESENTAÇAO.docx
+++ b/01.Comunicacao/CARTA APRESENTAÇAO.docx
@@ -227,7 +227,7 @@
         <w:rPr>
           <w:rFonts w:ascii="Times New Roman" w:hAnsi="Times New Roman" w:cs="Times New Roman"/>
         </w:rPr>
-        <w:t xml:space="preserve">Reconheço que esta área e o respetivo setor exige aprendizagem contínua e grande capacidade de adaptação a novas ferramentas e metodologias. Estou totalmente focado em desenvolver ainda mais as minhas habilidades profissionais e vejo </w:t>
+        <w:t xml:space="preserve">Reconheço que esta área exige aprendizagem contínua e grande capacidade de adaptação a novas ferramentas e metodologias. Estou totalmente focado em desenvolver ainda mais as minhas habilidades profissionais e vejo </w:t>
       </w:r>
       <w:r>
         <w:rPr>

--- a/01.Comunicacao/CARTA APRESENTAÇAO.docx
+++ b/01.Comunicacao/CARTA APRESENTAÇAO.docx
@@ -6,14 +6,14 @@
       <w:pPr>
         <w:jc w:val="center"/>
         <w:rPr>
-          <w:rFonts w:ascii="Times New Roman" w:hAnsi="Times New Roman" w:cs="Times New Roman"/>
+          <w:rFonts w:asciiTheme="majorHAnsi" w:hAnsiTheme="majorHAnsi" w:cs="Times New Roman"/>
           <w:b/>
           <w:bCs/>
         </w:rPr>
       </w:pPr>
       <w:r>
         <w:rPr>
-          <w:rFonts w:ascii="Times New Roman" w:hAnsi="Times New Roman" w:cs="Times New Roman"/>
+          <w:rFonts w:asciiTheme="majorHAnsi" w:hAnsiTheme="majorHAnsi" w:cs="Times New Roman"/>
           <w:b/>
           <w:bCs/>
         </w:rPr>
@@ -24,7 +24,7 @@
       <w:pPr>
         <w:jc w:val="both"/>
         <w:rPr>
-          <w:rFonts w:ascii="Times New Roman" w:hAnsi="Times New Roman" w:cs="Times New Roman"/>
+          <w:rFonts w:cs="Times New Roman"/>
           <w:b/>
           <w:bCs/>
         </w:rPr>
@@ -34,7 +34,7 @@
       <w:pPr>
         <w:jc w:val="both"/>
         <w:rPr>
-          <w:rFonts w:ascii="Times New Roman" w:hAnsi="Times New Roman" w:cs="Times New Roman"/>
+          <w:rFonts w:cs="Times New Roman"/>
           <w:b/>
           <w:bCs/>
         </w:rPr>
@@ -44,12 +44,12 @@
       <w:pPr>
         <w:jc w:val="both"/>
         <w:rPr>
-          <w:rFonts w:ascii="Times New Roman" w:hAnsi="Times New Roman" w:cs="Times New Roman"/>
+          <w:rFonts w:cs="Times New Roman"/>
         </w:rPr>
       </w:pPr>
       <w:r>
         <w:rPr>
-          <w:rFonts w:ascii="Times New Roman" w:hAnsi="Times New Roman" w:cs="Times New Roman"/>
+          <w:rFonts w:cs="Times New Roman"/>
         </w:rPr>
         <w:t>Exmos. Senhores,</w:t>
       </w:r>
@@ -58,12 +58,12 @@
       <w:pPr>
         <w:jc w:val="both"/>
         <w:rPr>
-          <w:rFonts w:ascii="Times New Roman" w:hAnsi="Times New Roman" w:cs="Times New Roman"/>
+          <w:rFonts w:cs="Times New Roman"/>
         </w:rPr>
       </w:pPr>
       <w:r>
         <w:rPr>
-          <w:rFonts w:ascii="Times New Roman" w:hAnsi="Times New Roman" w:cs="Times New Roman"/>
+          <w:rFonts w:cs="Times New Roman"/>
         </w:rPr>
         <w:t>O meu nome é Tiago Terra, estou atualmente a frequentar o curso de Software Developer no CESAE Digital e gostaria de manifestar o meu interesse em realizar um estágio na vossa empresa, de forma a aplicar os conhecimentos adquiridos ao longo da minha formação num contexto profissional.</w:t>
       </w:r>
@@ -72,184 +72,248 @@
       <w:pPr>
         <w:jc w:val="both"/>
         <w:rPr>
-          <w:rFonts w:ascii="Times New Roman" w:hAnsi="Times New Roman" w:cs="Times New Roman"/>
+          <w:rFonts w:cs="Times New Roman"/>
         </w:rPr>
       </w:pPr>
       <w:r>
         <w:rPr>
-          <w:rFonts w:ascii="Times New Roman" w:hAnsi="Times New Roman" w:cs="Times New Roman"/>
+          <w:rFonts w:cs="Times New Roman"/>
         </w:rPr>
         <w:t>Sou licenciado</w:t>
       </w:r>
       <w:r>
         <w:rPr>
-          <w:rFonts w:ascii="Times New Roman" w:hAnsi="Times New Roman" w:cs="Times New Roman"/>
+          <w:rFonts w:cs="Times New Roman"/>
         </w:rPr>
         <w:t xml:space="preserve"> em História com menor em Arqueologia (Universidade de Coimbra)</w:t>
       </w:r>
       <w:r>
         <w:rPr>
-          <w:rFonts w:ascii="Times New Roman" w:hAnsi="Times New Roman" w:cs="Times New Roman"/>
+          <w:rFonts w:cs="Times New Roman"/>
         </w:rPr>
         <w:t xml:space="preserve"> e exerci funções como Técnico de Arqueologia durante um período de 3 anos (2020-2023). Durante </w:t>
       </w:r>
       <w:r>
         <w:rPr>
-          <w:rFonts w:ascii="Times New Roman" w:hAnsi="Times New Roman" w:cs="Times New Roman"/>
+          <w:rFonts w:cs="Times New Roman"/>
         </w:rPr>
         <w:t xml:space="preserve">o meu </w:t>
       </w:r>
       <w:r>
         <w:rPr>
-          <w:rFonts w:ascii="Times New Roman" w:hAnsi="Times New Roman" w:cs="Times New Roman"/>
+          <w:rFonts w:cs="Times New Roman"/>
         </w:rPr>
         <w:t>percurso profissional</w:t>
       </w:r>
       <w:r>
         <w:rPr>
-          <w:rFonts w:ascii="Times New Roman" w:hAnsi="Times New Roman" w:cs="Times New Roman"/>
+          <w:rFonts w:cs="Times New Roman"/>
         </w:rPr>
         <w:t>,</w:t>
       </w:r>
       <w:r>
         <w:rPr>
-          <w:rFonts w:ascii="Times New Roman" w:hAnsi="Times New Roman" w:cs="Times New Roman"/>
+          <w:rFonts w:cs="Times New Roman"/>
         </w:rPr>
         <w:t xml:space="preserve"> </w:t>
       </w:r>
       <w:r>
         <w:rPr>
-          <w:rFonts w:ascii="Times New Roman" w:hAnsi="Times New Roman" w:cs="Times New Roman"/>
-        </w:rPr>
-        <w:t>t</w:t>
-      </w:r>
-      <w:r>
-        <w:rPr>
-          <w:rFonts w:ascii="Times New Roman" w:hAnsi="Times New Roman" w:cs="Times New Roman"/>
-        </w:rPr>
-        <w:t xml:space="preserve">ive a oportunidade de trabalhar em equipas multidisciplinares, desenvolvendo competências de análise crítica e resolução de problemas. </w:t>
+          <w:rFonts w:cs="Times New Roman"/>
+        </w:rPr>
+        <w:t xml:space="preserve">tive a oportunidade de trabalhar em equipas multidisciplinares, desenvolvendo competências de análise crítica e resolução de problemas. </w:t>
       </w:r>
     </w:p>
     <w:p>
       <w:pPr>
         <w:jc w:val="both"/>
         <w:rPr>
-          <w:rFonts w:ascii="Times New Roman" w:hAnsi="Times New Roman" w:cs="Times New Roman"/>
+          <w:rFonts w:cs="Times New Roman"/>
         </w:rPr>
       </w:pPr>
       <w:r>
         <w:rPr>
-          <w:rFonts w:ascii="Times New Roman" w:hAnsi="Times New Roman" w:cs="Times New Roman"/>
+          <w:rFonts w:cs="Times New Roman"/>
         </w:rPr>
         <w:t>O meu interesse pela tecnologia</w:t>
       </w:r>
       <w:r>
         <w:rPr>
-          <w:rFonts w:ascii="Times New Roman" w:hAnsi="Times New Roman" w:cs="Times New Roman"/>
+          <w:rFonts w:cs="Times New Roman"/>
         </w:rPr>
         <w:t xml:space="preserve">, pela curiosidade </w:t>
       </w:r>
       <w:r>
         <w:rPr>
-          <w:rFonts w:ascii="Times New Roman" w:hAnsi="Times New Roman" w:cs="Times New Roman"/>
+          <w:rFonts w:cs="Times New Roman"/>
         </w:rPr>
         <w:t>em compreender</w:t>
       </w:r>
       <w:r>
         <w:rPr>
-          <w:rFonts w:ascii="Times New Roman" w:hAnsi="Times New Roman" w:cs="Times New Roman"/>
+          <w:rFonts w:cs="Times New Roman"/>
         </w:rPr>
         <w:t xml:space="preserve"> como tudo é feito nos bastidores e a sua evolução, um pouco como acontecia na minha anterior formação, bem como a vontade de aprender </w:t>
       </w:r>
       <w:r>
         <w:rPr>
-          <w:rFonts w:ascii="Times New Roman" w:hAnsi="Times New Roman" w:cs="Times New Roman"/>
+          <w:rFonts w:cs="Times New Roman"/>
         </w:rPr>
         <w:t xml:space="preserve">levou-me a redirecionar a minha carreira para a área do desenvolvimento de software. </w:t>
       </w:r>
       <w:r>
         <w:rPr>
-          <w:rFonts w:ascii="Times New Roman" w:hAnsi="Times New Roman" w:cs="Times New Roman"/>
+          <w:rFonts w:cs="Times New Roman"/>
         </w:rPr>
         <w:t>Ao longo destes meses</w:t>
       </w:r>
       <w:r>
         <w:rPr>
-          <w:rFonts w:ascii="Times New Roman" w:hAnsi="Times New Roman" w:cs="Times New Roman"/>
+          <w:rFonts w:cs="Times New Roman"/>
         </w:rPr>
         <w:t xml:space="preserve">, </w:t>
       </w:r>
       <w:r>
         <w:rPr>
-          <w:rFonts w:ascii="Times New Roman" w:hAnsi="Times New Roman" w:cs="Times New Roman"/>
+          <w:rFonts w:cs="Times New Roman"/>
         </w:rPr>
         <w:t>adquiri competências</w:t>
       </w:r>
       <w:r>
         <w:rPr>
-          <w:rFonts w:ascii="Times New Roman" w:hAnsi="Times New Roman" w:cs="Times New Roman"/>
+          <w:rFonts w:cs="Times New Roman"/>
         </w:rPr>
         <w:t xml:space="preserve"> técnic</w:t>
       </w:r>
       <w:r>
         <w:rPr>
-          <w:rFonts w:ascii="Times New Roman" w:hAnsi="Times New Roman" w:cs="Times New Roman"/>
+          <w:rFonts w:cs="Times New Roman"/>
         </w:rPr>
         <w:t>a</w:t>
       </w:r>
       <w:r>
         <w:rPr>
-          <w:rFonts w:ascii="Times New Roman" w:hAnsi="Times New Roman" w:cs="Times New Roman"/>
+          <w:rFonts w:cs="Times New Roman"/>
         </w:rPr>
         <w:t>s em linguagens</w:t>
       </w:r>
       <w:r>
         <w:rPr>
-          <w:rFonts w:ascii="Times New Roman" w:hAnsi="Times New Roman" w:cs="Times New Roman"/>
+          <w:rFonts w:cs="Times New Roman"/>
         </w:rPr>
         <w:t xml:space="preserve"> de programação</w:t>
       </w:r>
       <w:r>
         <w:rPr>
-          <w:rFonts w:ascii="Times New Roman" w:hAnsi="Times New Roman" w:cs="Times New Roman"/>
-        </w:rPr>
-        <w:t xml:space="preserve"> e frameworks como Java, JavaScript, SQL, PHP (Laravel), React, Kotlin (Android), Swift (iOS) e HTML. </w:t>
+          <w:rFonts w:cs="Times New Roman"/>
+        </w:rPr>
+        <w:t xml:space="preserve"> e </w:t>
+      </w:r>
+      <w:proofErr w:type="spellStart"/>
+      <w:r>
+        <w:rPr>
+          <w:rFonts w:cs="Times New Roman"/>
+        </w:rPr>
+        <w:t>frameworks</w:t>
+      </w:r>
+      <w:proofErr w:type="spellEnd"/>
+      <w:r>
+        <w:rPr>
+          <w:rFonts w:cs="Times New Roman"/>
+        </w:rPr>
+        <w:t xml:space="preserve"> como Java, JavaScript, SQL, PHP (</w:t>
+      </w:r>
+      <w:proofErr w:type="spellStart"/>
+      <w:r>
+        <w:rPr>
+          <w:rFonts w:cs="Times New Roman"/>
+        </w:rPr>
+        <w:t>Laravel</w:t>
+      </w:r>
+      <w:proofErr w:type="spellEnd"/>
+      <w:r>
+        <w:rPr>
+          <w:rFonts w:cs="Times New Roman"/>
+        </w:rPr>
+        <w:t xml:space="preserve">), </w:t>
+      </w:r>
+      <w:proofErr w:type="spellStart"/>
+      <w:r>
+        <w:rPr>
+          <w:rFonts w:cs="Times New Roman"/>
+        </w:rPr>
+        <w:t>React</w:t>
+      </w:r>
+      <w:proofErr w:type="spellEnd"/>
+      <w:r>
+        <w:rPr>
+          <w:rFonts w:cs="Times New Roman"/>
+        </w:rPr>
+        <w:t xml:space="preserve">, </w:t>
+      </w:r>
+      <w:proofErr w:type="spellStart"/>
+      <w:r>
+        <w:rPr>
+          <w:rFonts w:cs="Times New Roman"/>
+        </w:rPr>
+        <w:t>Kotlin</w:t>
+      </w:r>
+      <w:proofErr w:type="spellEnd"/>
+      <w:r>
+        <w:rPr>
+          <w:rFonts w:cs="Times New Roman"/>
+        </w:rPr>
+        <w:t xml:space="preserve"> (Android), </w:t>
+      </w:r>
+      <w:proofErr w:type="spellStart"/>
+      <w:r>
+        <w:rPr>
+          <w:rFonts w:cs="Times New Roman"/>
+        </w:rPr>
+        <w:t>Swift</w:t>
+      </w:r>
+      <w:proofErr w:type="spellEnd"/>
+      <w:r>
+        <w:rPr>
+          <w:rFonts w:cs="Times New Roman"/>
+        </w:rPr>
+        <w:t xml:space="preserve"> (iOS) e HTML. </w:t>
       </w:r>
     </w:p>
     <w:p>
       <w:pPr>
         <w:jc w:val="both"/>
         <w:rPr>
-          <w:rFonts w:ascii="Times New Roman" w:hAnsi="Times New Roman" w:cs="Times New Roman"/>
+          <w:rFonts w:cs="Times New Roman"/>
         </w:rPr>
       </w:pPr>
       <w:r>
         <w:rPr>
-          <w:rFonts w:ascii="Times New Roman" w:hAnsi="Times New Roman" w:cs="Times New Roman"/>
+          <w:rFonts w:cs="Times New Roman"/>
         </w:rPr>
         <w:t xml:space="preserve">Reconheço que esta área exige aprendizagem contínua e grande capacidade de adaptação a novas ferramentas e metodologias. Estou totalmente focado em desenvolver ainda mais as minhas habilidades profissionais e vejo </w:t>
       </w:r>
       <w:r>
         <w:rPr>
-          <w:rFonts w:ascii="Times New Roman" w:hAnsi="Times New Roman" w:cs="Times New Roman"/>
+          <w:rFonts w:cs="Times New Roman"/>
         </w:rPr>
         <w:t>n</w:t>
       </w:r>
       <w:r>
         <w:rPr>
-          <w:rFonts w:ascii="Times New Roman" w:hAnsi="Times New Roman" w:cs="Times New Roman"/>
+          <w:rFonts w:cs="Times New Roman"/>
         </w:rPr>
         <w:t xml:space="preserve">a vossa empresa uma </w:t>
       </w:r>
       <w:r>
         <w:rPr>
-          <w:rFonts w:ascii="Times New Roman" w:hAnsi="Times New Roman" w:cs="Times New Roman"/>
+          <w:rFonts w:cs="Times New Roman"/>
         </w:rPr>
         <w:t xml:space="preserve">excelente </w:t>
       </w:r>
       <w:r>
         <w:rPr>
-          <w:rFonts w:ascii="Times New Roman" w:hAnsi="Times New Roman" w:cs="Times New Roman"/>
+          <w:rFonts w:cs="Times New Roman"/>
         </w:rPr>
         <w:t xml:space="preserve">oportunidade para crescer, colaborando com profissionais experientes com dedicação e determinação. </w:t>
       </w:r>
@@ -258,12 +322,12 @@
       <w:pPr>
         <w:jc w:val="both"/>
         <w:rPr>
-          <w:rFonts w:ascii="Times New Roman" w:hAnsi="Times New Roman" w:cs="Times New Roman"/>
+          <w:rFonts w:cs="Times New Roman"/>
         </w:rPr>
       </w:pPr>
       <w:r>
         <w:rPr>
-          <w:rFonts w:ascii="Times New Roman" w:hAnsi="Times New Roman" w:cs="Times New Roman"/>
+          <w:rFonts w:cs="Times New Roman"/>
         </w:rPr>
         <w:t>Agradeço antecipadamente a consideração da minha candidatura e manifesto total disponibilidade para uma entrevista onde poderei detalhar o meu perfil e motivações.</w:t>
       </w:r>
@@ -272,7 +336,7 @@
       <w:pPr>
         <w:jc w:val="both"/>
         <w:rPr>
-          <w:rFonts w:ascii="Times New Roman" w:hAnsi="Times New Roman" w:cs="Times New Roman"/>
+          <w:rFonts w:cs="Times New Roman"/>
         </w:rPr>
       </w:pPr>
     </w:p>
@@ -280,12 +344,12 @@
       <w:pPr>
         <w:jc w:val="both"/>
         <w:rPr>
-          <w:rFonts w:ascii="Times New Roman" w:hAnsi="Times New Roman" w:cs="Times New Roman"/>
+          <w:rFonts w:cs="Times New Roman"/>
         </w:rPr>
       </w:pPr>
       <w:r>
         <w:rPr>
-          <w:rFonts w:ascii="Times New Roman" w:hAnsi="Times New Roman" w:cs="Times New Roman"/>
+          <w:rFonts w:cs="Times New Roman"/>
         </w:rPr>
         <w:t>Com os melhores cumprimentos,</w:t>
       </w:r>
@@ -296,7 +360,7 @@
       </w:pPr>
       <w:r>
         <w:rPr>
-          <w:rFonts w:ascii="Times New Roman" w:hAnsi="Times New Roman" w:cs="Times New Roman"/>
+          <w:rFonts w:cs="Times New Roman"/>
         </w:rPr>
         <w:t>Tiago Cóias Terra</w:t>
       </w:r>
